--- a/downloads/documents/05 Materials/Unit 03/Slides/Slides 03.02 - Ages and Stages of Young Children.docx
+++ b/downloads/documents/05 Materials/Unit 03/Slides/Slides 03.02 - Ages and Stages of Young Children.docx
@@ -301,7 +301,7 @@
         <w:pStyle w:val="Compact"/>
       </w:pPr>
       <w:r>
-        <w:t xml:space="preserve">Before: out of sight, out of mind. No searching. The baby tracks a moving toy and forgets it when it disappears</w:t>
+        <w:t xml:space="preserve">Before: out of sight, out of mind. No searching. The baby watches a moving toy and forgets it when it disappears</w:t>
       </w:r>
     </w:p>
     <w:p>
@@ -447,7 +447,7 @@
         <w:pStyle w:val="Compact"/>
       </w:pPr>
       <w:r>
-        <w:t xml:space="preserve">Separation anxiety: a baby who cries at drop-off knows you exist and misses you. The brain is on track</w:t>
+        <w:t xml:space="preserve">Separation anxiety: a baby who cries at drop-off knows you exist and misses you. The brain is growing the way it should</w:t>
       </w:r>
     </w:p>
     <w:p>
@@ -553,7 +553,7 @@
         <w:pStyle w:val="Compact"/>
       </w:pPr>
       <w:r>
-        <w:t xml:space="preserve">The milestone strips at the bottom of the handout fill them</w:t>
+        <w:t xml:space="preserve">The milestone strips under the chart fill them</w:t>
       </w:r>
     </w:p>
     <w:p>
@@ -565,7 +565,7 @@
         <w:pStyle w:val="Compact"/>
       </w:pPr>
       <w:r>
-        <w:t xml:space="preserve">Cut, or draw a line. 10 minutes</w:t>
+        <w:t xml:space="preserve">Cut the strips out, or draw a line from each strip to its cell. 10 minutes</w:t>
       </w:r>
       <w:r>
         <w:t xml:space="preserve"> </w:t>
